--- a/docs/research/amendment_paper/submission_title_page.docx
+++ b/docs/research/amendment_paper/submission_title_page.docx
@@ -67,7 +67,7 @@
         <w:pStyle w:val="FirstParagraph"/>
       </w:pPr>
       <w:r>
-        <w:t xml:space="preserve">4,367 words, including footnotes.</w:t>
+        <w:t xml:space="preserve">4,706 words, including footnotes.</w:t>
       </w:r>
     </w:p>
     <w:bookmarkEnd w:id="20"/>

--- a/docs/research/amendment_paper/submission_title_page.docx
+++ b/docs/research/amendment_paper/submission_title_page.docx
@@ -239,12 +239,128 @@
       </w:r>
     </w:p>
     <w:bookmarkEnd w:id="28"/>
-    <w:bookmarkStart w:id="29" w:name="related-work-by-the-author"/>
+    <w:bookmarkStart w:id="29" w:name="declaration-of-generative-ai-use"/>
     <w:p>
       <w:pPr>
         <w:pStyle w:val="Heading2"/>
       </w:pPr>
       <w:r>
+        <w:t xml:space="preserve">Declaration of generative AI use</w:t>
+      </w:r>
+    </w:p>
+    <w:p>
+      <w:pPr>
+        <w:pStyle w:val="FirstParagraph"/>
+      </w:pPr>
+      <w:r>
+        <w:t xml:space="preserve">DRAFT — the author must confirm or rewrite this before submission; it is a</w:t>
+      </w:r>
+      <w:r>
+        <w:t xml:space="preserve"> </w:t>
+      </w:r>
+      <w:r>
+        <w:t xml:space="preserve">statement in his name, not the assistant’s.</w:t>
+      </w:r>
+    </w:p>
+    <w:p>
+      <w:pPr>
+        <w:pStyle w:val="BodyText"/>
+      </w:pPr>
+      <w:r>
+        <w:t xml:space="preserve">Generative AI (Claude, Anthropic) was used as a research assistant throughout</w:t>
+      </w:r>
+      <w:r>
+        <w:t xml:space="preserve"> </w:t>
+      </w:r>
+      <w:r>
+        <w:t xml:space="preserve">this work: to write the analysis and figure scripts, to draft and revise the</w:t>
+      </w:r>
+      <w:r>
+        <w:t xml:space="preserve"> </w:t>
+      </w:r>
+      <w:r>
+        <w:t xml:space="preserve">manuscript, and to run adversarial checks against its own claims. The author</w:t>
+      </w:r>
+      <w:r>
+        <w:t xml:space="preserve"> </w:t>
+      </w:r>
+      <w:r>
+        <w:t xml:space="preserve">set the research question, directed the analysis, and is responsible for the</w:t>
+      </w:r>
+      <w:r>
+        <w:t xml:space="preserve"> </w:t>
+      </w:r>
+      <w:r>
+        <w:t xml:space="preserve">content. Every figure reported here is regenerated by the openly published</w:t>
+      </w:r>
+      <w:r>
+        <w:t xml:space="preserve"> </w:t>
+      </w:r>
+      <w:r>
+        <w:t xml:space="preserve">scripts from the openly published corpus, so that any reader can reproduce it</w:t>
+      </w:r>
+      <w:r>
+        <w:t xml:space="preserve"> </w:t>
+      </w:r>
+      <w:r>
+        <w:t xml:space="preserve">independently of how it was written.</w:t>
+      </w:r>
+    </w:p>
+    <w:bookmarkEnd w:id="29"/>
+    <w:bookmarkStart w:id="30" w:name="credit-roles"/>
+    <w:p>
+      <w:pPr>
+        <w:pStyle w:val="Heading2"/>
+      </w:pPr>
+      <w:r>
+        <w:t xml:space="preserve">CRediT roles</w:t>
+      </w:r>
+    </w:p>
+    <w:p>
+      <w:pPr>
+        <w:pStyle w:val="FirstParagraph"/>
+      </w:pPr>
+      <w:r>
+        <w:t xml:space="preserve">A. Almohammedi: conceptualisation, data curation, methodology, software,</w:t>
+      </w:r>
+      <w:r>
+        <w:t xml:space="preserve"> </w:t>
+      </w:r>
+      <w:r>
+        <w:t xml:space="preserve">formal analysis, investigation, writing — original draft, writing — review</w:t>
+      </w:r>
+      <w:r>
+        <w:t xml:space="preserve"> </w:t>
+      </w:r>
+      <w:r>
+        <w:t xml:space="preserve">and editing.</w:t>
+      </w:r>
+    </w:p>
+    <w:bookmarkEnd w:id="30"/>
+    <w:bookmarkStart w:id="31" w:name="biographical-note"/>
+    <w:p>
+      <w:pPr>
+        <w:pStyle w:val="Heading2"/>
+      </w:pPr>
+      <w:r>
+        <w:t xml:space="preserve">Biographical note</w:t>
+      </w:r>
+    </w:p>
+    <w:p>
+      <w:pPr>
+        <w:pStyle w:val="FirstParagraph"/>
+      </w:pPr>
+      <w:r>
+        <w:t xml:space="preserve">DRAFT — to be written by the author, up to 200 words.</w:t>
+      </w:r>
+    </w:p>
+    <w:bookmarkEnd w:id="31"/>
+    <w:bookmarkStart w:id="32" w:name="related-work-by-the-author"/>
+    <w:p>
+      <w:pPr>
+        <w:pStyle w:val="Heading2"/>
+      </w:pPr>
+      <w:r>
         <w:t xml:space="preserve">Related work by the author</w:t>
       </w:r>
     </w:p>
@@ -280,8 +396,8 @@
         <w:t xml:space="preserve">this journal.</w:t>
       </w:r>
     </w:p>
-    <w:bookmarkEnd w:id="29"/>
-    <w:bookmarkStart w:id="30" w:name="legal-status-of-the-sources"/>
+    <w:bookmarkEnd w:id="32"/>
+    <w:bookmarkStart w:id="33" w:name="legal-status-of-the-sources"/>
     <w:p>
       <w:pPr>
         <w:pStyle w:val="Heading2"/>
@@ -329,7 +445,7 @@
         <w:t xml:space="preserve">given as recorded in the corpus registry.</w:t>
       </w:r>
     </w:p>
-    <w:bookmarkEnd w:id="30"/>
+    <w:bookmarkEnd w:id="33"/>
     <w:sectPr/>
   </w:body>
 </w:document>
